--- a/Capstone_Project/00_Project_Administration/Group-3_Group_Declaration_and_Roles.docx
+++ b/Capstone_Project/00_Project_Administration/Group-3_Group_Declaration_and_Roles.docx
@@ -37,7 +37,6 @@
       </w:r>
       <w:r>
         <w:br/>
-        <w:t>Student / Group Template</w:t>
       </w:r>
       <w:r>
         <w:br/>
@@ -283,14 +282,6 @@
         <w:t>Member Roles</w:t>
       </w:r>
     </w:p>
-    <w:p>
-      <w:pPr>
-        <w:keepNext/>
-      </w:pPr>
-      <w:r>
-        <w:t>Record each member's full name, student number, role and main responsibilities.</w:t>
-      </w:r>
-    </w:p>
     <w:tbl>
       <w:tblPr>
         <w:tblStyle w:val="TableGrid"/>
@@ -493,6 +484,7 @@
               <w:rPr>
                 <w:sz w:val="19"/>
               </w:rPr>
+              <w:t>20230279</w:t>
             </w:r>
           </w:p>
         </w:tc>
@@ -599,7 +591,7 @@
               <w:rPr>
                 <w:sz w:val="19"/>
               </w:rPr>
-              <w:t>Wireframes use case and activity diagrams Lecturer slots page Chapter 4.6 slides and demo video</w:t>
+              <w:t>Wireframes use case and activity diagrams Lecturer slots page Chapter 4.6 and 4.7 slides and demo video</w:t>
             </w:r>
           </w:p>
         </w:tc>
@@ -760,14 +752,6 @@
       </w:pPr>
       <w:r>
         <w:t>Signatures</w:t>
-      </w:r>
-    </w:p>
-    <w:p>
-      <w:pPr>
-        <w:keepNext/>
-      </w:pPr>
-      <w:r>
-        <w:t>Each member signs to confirm the declaration and contribution record.</w:t>
       </w:r>
     </w:p>
     <w:tbl>
@@ -963,8 +947,10 @@
             </w:pPr>
             <w:r>
               <w:rPr>
-                <w:sz w:val="19"/>
+                <w:i/>
+                <w:sz w:val="24"/>
               </w:rPr>
+              <w:t>B.O Khumalo</w:t>
             </w:r>
           </w:p>
         </w:tc>
@@ -981,6 +967,7 @@
               <w:rPr>
                 <w:sz w:val="19"/>
               </w:rPr>
+              <w:t>2026/10/23</w:t>
             </w:r>
           </w:p>
         </w:tc>

--- a/Capstone_Project/00_Project_Administration/Group-3_Group_Declaration_and_Roles.docx
+++ b/Capstone_Project/00_Project_Administration/Group-3_Group_Declaration_and_Roles.docx
@@ -518,7 +518,7 @@
               <w:rPr>
                 <w:sz w:val="19"/>
               </w:rPr>
-              <w:t>Requirements database connection and email reminders Chapter 4.8 and Chapter 5</w:t>
+              <w:t>Requirements database connection and email reminders Chapter 4.7 and 4.8 and Chapter 5</w:t>
             </w:r>
           </w:p>
         </w:tc>
@@ -591,7 +591,7 @@
               <w:rPr>
                 <w:sz w:val="19"/>
               </w:rPr>
-              <w:t>Wireframes use case and activity diagrams Lecturer slots page Chapter 4.6 and 4.7 slides and demo video</w:t>
+              <w:t>Wireframes use case and activity diagrams Lecturer slots page Chapter 4.6 slides and demo video</w:t>
             </w:r>
           </w:p>
         </w:tc>

--- a/Capstone_Project/00_Project_Administration/Group-3_Group_Declaration_and_Roles.docx
+++ b/Capstone_Project/00_Project_Administration/Group-3_Group_Declaration_and_Roles.docx
@@ -205,7 +205,7 @@
           <w:p>
             <w:r>
               <w:rPr/>
-              <w:t>Week 4</w:t>
+              <w:t>Week 5 Final submission</w:t>
             </w:r>
           </w:p>
         </w:tc>
@@ -232,7 +232,7 @@
           <w:p>
             <w:r>
               <w:rPr/>
-              <w:t>Friday 23 October 2026</w:t>
+              <w:t>Thursday 29 October 2026</w:t>
             </w:r>
           </w:p>
         </w:tc>
@@ -250,14 +250,6 @@
       <w:r>
         <w:lastRenderedPageBreak/>
         <w:t>Academic and Contribution Declaration</w:t>
-      </w:r>
-    </w:p>
-    <w:p>
-      <w:pPr>
-        <w:keepNext/>
-      </w:pPr>
-      <w:r>
-        <w:t>We declare that the submitted work is our group's own work, sources are acknowledged, and each member's contribution is recorded accurately.</w:t>
       </w:r>
     </w:p>
     <w:p>
@@ -445,7 +437,7 @@
               <w:rPr>
                 <w:sz w:val="19"/>
               </w:rPr>
-              <w:t>Stand ups GitHub set up and reviews back-end login and bookings Book a slot and My bookings pages compiling and submitting</w:t>
+              <w:t>Stand-ups, GitHub and reviews, back-end login and bookings, Book a slot and My bookings pages, and compiling the submissions</w:t>
             </w:r>
           </w:p>
         </w:tc>
@@ -732,7 +724,7 @@
               <w:rPr>
                 <w:sz w:val="19"/>
               </w:rPr>
-              <w:t>ERD class diagram MySQL schema and test data</w:t>
+              <w:t>ERD class diagram database design and SQL scripts (schema and test data) and presentation slides 5 to 7</w:t>
             </w:r>
           </w:p>
         </w:tc>
@@ -909,7 +901,7 @@
               <w:rPr>
                 <w:sz w:val="19"/>
               </w:rPr>
-              <w:t>2026/10/22</w:t>
+              <w:t>2026/10/29</w:t>
             </w:r>
           </w:p>
         </w:tc>

--- a/Capstone_Project/00_Project_Administration/Group-3_Group_Declaration_and_Roles.docx
+++ b/Capstone_Project/00_Project_Administration/Group-3_Group_Declaration_and_Roles.docx
@@ -694,6 +694,9 @@
                 <w:sz w:val="19"/>
               </w:rPr>
             </w:r>
+            <w:r>
+              <w:t>20230240</w:t>
+            </w:r>
           </w:p>
         </w:tc>
         <w:tc>
@@ -959,7 +962,7 @@
               <w:rPr>
                 <w:sz w:val="19"/>
               </w:rPr>
-              <w:t>2026/10/23</w:t>
+              <w:t>2026/10/29</w:t>
             </w:r>
           </w:p>
         </w:tc>
@@ -1044,7 +1047,7 @@
               <w:rPr>
                 <w:sz w:val="19"/>
               </w:rPr>
-              <w:t>2026/10/22</w:t>
+              <w:t>2026/10/29</w:t>
             </w:r>
           </w:p>
         </w:tc>
@@ -1102,7 +1105,7 @@
               <w:rPr>
                 <w:sz w:val="19"/>
               </w:rPr>
-              <w:t>2026/10/22</w:t>
+              <w:t>2026/10/29</w:t>
             </w:r>
           </w:p>
         </w:tc>
@@ -1141,6 +1144,40 @@
                 <w:sz w:val="19"/>
               </w:rPr>
             </w:r>
+            <w:r>
+              <w:drawing>
+                <wp:inline xmlns:a="http://schemas.openxmlformats.org/drawingml/2006/main" xmlns:pic="http://schemas.openxmlformats.org/drawingml/2006/picture">
+                  <wp:extent cx="372364" cy="288000"/>
+                  <wp:docPr id="7" name="Picture 7"/>
+                  <wp:cNvGraphicFramePr>
+                    <a:graphicFrameLocks noChangeAspect="1"/>
+                  </wp:cNvGraphicFramePr>
+                  <a:graphic>
+                    <a:graphicData uri="http://schemas.openxmlformats.org/drawingml/2006/picture">
+                      <pic:pic>
+                        <pic:nvPicPr>
+                          <pic:cNvPr id="0" name="gerhardus_sig.png"/>
+                          <pic:cNvPicPr/>
+                        </pic:nvPicPr>
+                        <pic:blipFill>
+                          <a:blip r:embed="rId16"/>
+                          <a:stretch>
+                            <a:fillRect/>
+                          </a:stretch>
+                        </pic:blipFill>
+                        <pic:spPr>
+                          <a:xfrm>
+                            <a:off x="0" y="0"/>
+                            <a:ext cx="372364" cy="288000"/>
+                          </a:xfrm>
+                          <a:prstGeom prst="rect"/>
+                        </pic:spPr>
+                      </pic:pic>
+                    </a:graphicData>
+                  </a:graphic>
+                </wp:inline>
+              </w:drawing>
+            </w:r>
           </w:p>
         </w:tc>
         <w:tc>
@@ -1155,6 +1192,7 @@
               <w:rPr>
                 <w:sz w:val="19"/>
               </w:rPr>
+              <w:t>2026/10/29</w:t>
             </w:r>
           </w:p>
         </w:tc>
